--- a/WebLog_Android_操作説明書.docx
+++ b/WebLog_Android_操作説明書.docx
@@ -19,7 +19,7 @@
         <w:rPr>
           <w:rFonts w:ascii="Hiragino Kaku Gothic ProN" w:hAnsi="Hiragino Kaku Gothic ProN" w:eastAsia="Hiragino Kaku Gothic ProN"/>
         </w:rPr>
-        <w:t>バージョン 1.08　対応機種: Android 8.0 (API 26) 以上</w:t>
+        <w:t>バージョン 1.08（2026-05-13 更新）　対応機種: Android 8.0 (API 26) 以上</w:t>
       </w:r>
     </w:p>
     <w:p/>
@@ -1159,7 +1159,7 @@
         <w:rPr>
           <w:rFonts w:ascii="Hiragino Kaku Gothic ProN" w:hAnsi="Hiragino Kaku Gothic ProN" w:eastAsia="Hiragino Kaku Gothic ProN"/>
         </w:rPr>
-        <w:t>・候補をタップすると QTH と JCC コードが自動入力されます</w:t>
+        <w:t>・候補をタップすると QTH（都道府県＋市区町村名）と JCC コードが自動入力されます</w:t>
       </w:r>
     </w:p>
     <w:p>
@@ -1170,7 +1170,18 @@
         <w:rPr>
           <w:rFonts w:ascii="Hiragino Kaku Gothic ProN" w:hAnsi="Hiragino Kaku Gothic ProN" w:eastAsia="Hiragino Kaku Gothic ProN"/>
         </w:rPr>
-        <w:t>・JCC コード（4〜6桁）を先に入力すると、対応する市区町村名が QTH に自動入力されます</w:t>
+        <w:t>・JCC コード（4〜6桁）を先に入力すると、対応する都道府県＋市区町村名が QTH に自動入力されます</w:t>
+      </w:r>
+    </w:p>
+    <w:p>
+      <w:pPr>
+        <w:ind w:left="283"/>
+      </w:pPr>
+      <w:r>
+        <w:rPr>
+          <w:rFonts w:ascii="Hiragino Kaku Gothic ProN" w:hAnsi="Hiragino Kaku Gothic ProN" w:eastAsia="Hiragino Kaku Gothic ProN"/>
+        </w:rPr>
+        <w:t>・例: コード「1021」→「北海道上磯郡上磯町」、「11001」→「東京都港区」</w:t>
       </w:r>
     </w:p>
     <w:p/>
@@ -1570,6 +1581,101 @@
         <w:t>フィルタは組み合わせて使えます。</w:t>
       </w:r>
     </w:p>
+    <w:p/>
+    <w:p>
+      <w:pPr>
+        <w:pStyle w:val="Heading2"/>
+      </w:pPr>
+      <w:r>
+        <w:rPr>
+          <w:rFonts w:ascii="Hiragino Kaku Gothic ProN" w:hAnsi="Hiragino Kaku Gothic ProN" w:eastAsia="Hiragino Kaku Gothic ProN"/>
+        </w:rPr>
+        <w:t>一覧の表示形式</w:t>
+      </w:r>
+    </w:p>
+    <w:p>
+      <w:r>
+        <w:rPr>
+          <w:rFonts w:ascii="Hiragino Kaku Gothic ProN" w:hAnsi="Hiragino Kaku Gothic ProN" w:eastAsia="Hiragino Kaku Gothic ProN"/>
+        </w:rPr>
+        <w:t>交信記録は表形式（PC版と同じ列構成）で表示されます。横にスワイプすると全列を確認できます。</w:t>
+      </w:r>
+    </w:p>
+    <w:p>
+      <w:pPr>
+        <w:ind w:left="283"/>
+      </w:pPr>
+      <w:r>
+        <w:rPr>
+          <w:rFonts w:ascii="Hiragino Kaku Gothic ProN" w:hAnsi="Hiragino Kaku Gothic ProN" w:eastAsia="Hiragino Kaku Gothic ProN"/>
+        </w:rPr>
+        <w:t>・列: 日付 / 時刻 / コールサイン / バンド / 周波数 / モード / RST送 / RST受 / 名前 / QTH / JCC / QSL / 備考 / 編集 / 削除</w:t>
+      </w:r>
+    </w:p>
+    <w:p>
+      <w:pPr>
+        <w:ind w:left="283"/>
+      </w:pPr>
+      <w:r>
+        <w:rPr>
+          <w:rFonts w:ascii="Hiragino Kaku Gothic ProN" w:hAnsi="Hiragino Kaku Gothic ProN" w:eastAsia="Hiragino Kaku Gothic ProN"/>
+        </w:rPr>
+        <w:t>・列ヘッダは縦スクロールしてもスティッキー（固定）表示されます</w:t>
+      </w:r>
+    </w:p>
+    <w:p>
+      <w:pPr>
+        <w:ind w:left="283"/>
+      </w:pPr>
+      <w:r>
+        <w:rPr>
+          <w:rFonts w:ascii="Hiragino Kaku Gothic ProN" w:hAnsi="Hiragino Kaku Gothic ProN" w:eastAsia="Hiragino Kaku Gothic ProN"/>
+        </w:rPr>
+        <w:t>・全ての行が同期して横スクロールします</w:t>
+      </w:r>
+    </w:p>
+    <w:p/>
+    <w:p>
+      <w:pPr>
+        <w:pStyle w:val="Heading2"/>
+      </w:pPr>
+      <w:r>
+        <w:rPr>
+          <w:rFonts w:ascii="Hiragino Kaku Gothic ProN" w:hAnsi="Hiragino Kaku Gothic ProN" w:eastAsia="Hiragino Kaku Gothic ProN"/>
+        </w:rPr>
+        <w:t>表示件数について</w:t>
+      </w:r>
+    </w:p>
+    <w:p>
+      <w:r>
+        <w:rPr>
+          <w:rFonts w:ascii="Hiragino Kaku Gothic ProN" w:hAnsi="Hiragino Kaku Gothic ProN" w:eastAsia="Hiragino Kaku Gothic ProN"/>
+        </w:rPr>
+        <w:t>一覧は最新300件まで表示されます。古い記録を確認したいときは、検索やバンド・モードフィルタで絞り込んでください。</w:t>
+      </w:r>
+    </w:p>
+    <w:p>
+      <w:pPr>
+        <w:ind w:left="283"/>
+      </w:pPr>
+      <w:r>
+        <w:rPr>
+          <w:rFonts w:ascii="Hiragino Kaku Gothic ProN" w:hAnsi="Hiragino Kaku Gothic ProN" w:eastAsia="Hiragino Kaku Gothic ProN"/>
+        </w:rPr>
+        <w:t>絞り込み結果も最新の300件まで表示されます。</w:t>
+      </w:r>
+    </w:p>
+    <w:p>
+      <w:pPr>
+        <w:ind w:left="283"/>
+      </w:pPr>
+      <w:r>
+        <w:rPr>
+          <w:rFonts w:ascii="Hiragino Kaku Gothic ProN" w:hAnsi="Hiragino Kaku Gothic ProN" w:eastAsia="Hiragino Kaku Gothic ProN"/>
+        </w:rPr>
+        <w:t>画面下部のステータス行に「総交信数: nnnn」「JCC: nn」などの統計が表示されます。</w:t>
+      </w:r>
+    </w:p>
     <w:p>
       <w:pPr>
         <w:pStyle w:val="Heading1"/>
@@ -1597,7 +1703,7 @@
         <w:rPr>
           <w:rFonts w:ascii="Hiragino Kaku Gothic ProN" w:hAnsi="Hiragino Kaku Gothic ProN" w:eastAsia="Hiragino Kaku Gothic ProN"/>
         </w:rPr>
-        <w:t>一覧の各行にある ✏ ボタンをタップすると編集シートが開きます。内容を修正して「更新」をタップすると保存されます。</w:t>
+        <w:t>一覧の各行のどこかをタップすると編集シートが開きます。右端の ✏ アイコンでも開けます。内容を修正して「更新」をタップすると保存されます。</w:t>
       </w:r>
     </w:p>
     <w:p>
@@ -1790,6 +1896,7 @@
         <w:t>.adi または .txt 形式のファイルを読み込みます。他のログソフトや HAMLOG から書き出した ADIF を取り込めます。</w:t>
       </w:r>
     </w:p>
+    <w:p/>
     <w:p>
       <w:pPr>
         <w:pStyle w:val="Heading2"/>
@@ -1798,7 +1905,7 @@
         <w:rPr>
           <w:rFonts w:ascii="Hiragino Kaku Gothic ProN" w:hAnsi="Hiragino Kaku Gothic ProN" w:eastAsia="Hiragino Kaku Gothic ProN"/>
         </w:rPr>
-        <w:t>CSV インポート</w:t>
+        <w:t>CSV インポート（自動判別）</w:t>
       </w:r>
     </w:p>
     <w:p>
@@ -1806,7 +1913,57 @@
         <w:rPr>
           <w:rFonts w:ascii="Hiragino Kaku Gothic ProN" w:hAnsi="Hiragino Kaku Gothic ProN" w:eastAsia="Hiragino Kaku Gothic ProN"/>
         </w:rPr>
-        <w:t>HAMLOG 形式の CSV ファイルを読み込みます。</w:t>
+        <w:t>CSV インポートは2種類の形式を自動判別します。</w:t>
+      </w:r>
+    </w:p>
+    <w:p>
+      <w:pPr>
+        <w:ind w:left="283"/>
+      </w:pPr>
+      <w:r>
+        <w:rPr>
+          <w:rFonts w:ascii="Hiragino Kaku Gothic ProN" w:hAnsi="Hiragino Kaku Gothic ProN" w:eastAsia="Hiragino Kaku Gothic ProN"/>
+        </w:rPr>
+        <w:t>・HAMLOG / Turbo HAMLOG / PC版 weblog の CSV — ヘッダ無し列固定順、Shift-JIS / UTF-8 両対応、日付 YY/MM/DD・時刻 HHMMJ（コロン有無どちらも可）</w:t>
+      </w:r>
+    </w:p>
+    <w:p>
+      <w:pPr>
+        <w:ind w:left="283"/>
+      </w:pPr>
+      <w:r>
+        <w:rPr>
+          <w:rFonts w:ascii="Hiragino Kaku Gothic ProN" w:hAnsi="Hiragino Kaku Gothic ProN" w:eastAsia="Hiragino Kaku Gothic ProN"/>
+        </w:rPr>
+        <w:t>・WebLog 日本語ヘッダ CSV — 「コールサイン,日付,時刻,…」のヘッダ付き、UTF-8</w:t>
+      </w:r>
+    </w:p>
+    <w:p>
+      <w:r>
+        <w:rPr>
+          <w:rFonts w:ascii="Hiragino Kaku Gothic ProN" w:hAnsi="Hiragino Kaku Gothic ProN" w:eastAsia="Hiragino Kaku Gothic ProN"/>
+        </w:rPr>
+        <w:t>インポート完了後、トーストに判別結果（HAMLOG / 日本語ヘッダ）が表示されます。</w:t>
+      </w:r>
+    </w:p>
+    <w:p/>
+    <w:p>
+      <w:pPr>
+        <w:pStyle w:val="Heading2"/>
+      </w:pPr>
+      <w:r>
+        <w:rPr>
+          <w:rFonts w:ascii="Hiragino Kaku Gothic ProN" w:hAnsi="Hiragino Kaku Gothic ProN" w:eastAsia="Hiragino Kaku Gothic ProN"/>
+        </w:rPr>
+        <w:t>JSON インポート（バックアップ復元）</w:t>
+      </w:r>
+    </w:p>
+    <w:p>
+      <w:r>
+        <w:rPr>
+          <w:rFonts w:ascii="Hiragino Kaku Gothic ProN" w:hAnsi="Hiragino Kaku Gothic ProN" w:eastAsia="Hiragino Kaku Gothic ProN"/>
+        </w:rPr>
+        <w:t>PC版 WebLog のバックアップ JSON（{version, exported, qsos: [...]} 形式）と Android 版のバックアップ JSON（生の QSO 配列）の両方を読み込めます。PC版の「remarks」フィールドは Android 版の「備考」へ自動マッピングされます。</w:t>
       </w:r>
     </w:p>
     <w:p>
@@ -2078,7 +2235,7 @@
                 <w:rFonts w:ascii="Hiragino Kaku Gothic ProN" w:hAnsi="Hiragino Kaku Gothic ProN" w:eastAsia="Hiragino Kaku Gothic ProN"/>
                 <w:sz w:val="20"/>
               </w:rPr>
-              <w:t>例）7MHz:50  144MHz:30</w:t>
+              <w:t>次の行に表示。例）7MHz:50  144MHz:30</w:t>
             </w:r>
           </w:p>
         </w:tc>
@@ -2296,7 +2453,7 @@
                 <w:b/>
                 <w:sz w:val="20"/>
               </w:rPr>
-              <w:t>バージョン</w:t>
+              <w:t>日付</w:t>
             </w:r>
           </w:p>
         </w:tc>
@@ -2327,7 +2484,7 @@
                 <w:rFonts w:ascii="Hiragino Kaku Gothic ProN" w:hAnsi="Hiragino Kaku Gothic ProN" w:eastAsia="Hiragino Kaku Gothic ProN"/>
                 <w:sz w:val="20"/>
               </w:rPr>
-              <w:t>1.08</w:t>
+              <w:t>2026-05-13 初版</w:t>
             </w:r>
           </w:p>
         </w:tc>
@@ -2341,7 +2498,53 @@
                 <w:rFonts w:ascii="Hiragino Kaku Gothic ProN" w:hAnsi="Hiragino Kaku Gothic ProN" w:eastAsia="Hiragino Kaku Gothic ProN"/>
                 <w:sz w:val="20"/>
               </w:rPr>
-              <w:t>初版リリース（Android版）</w:t>
+              <w:t>初版リリース（Android版 v1.08）</w:t>
+            </w:r>
+          </w:p>
+        </w:tc>
+      </w:tr>
+      <w:tr>
+        <w:tc>
+          <w:tcPr>
+            <w:tcW w:type="dxa" w:w="4536"/>
+          </w:tcPr>
+          <w:p>
+            <w:r>
+              <w:rPr>
+                <w:rFonts w:ascii="Hiragino Kaku Gothic ProN" w:hAnsi="Hiragino Kaku Gothic ProN" w:eastAsia="Hiragino Kaku Gothic ProN"/>
+                <w:sz w:val="20"/>
+              </w:rPr>
+              <w:t>2026-05-13 改訂</w:t>
+            </w:r>
+          </w:p>
+        </w:tc>
+        <w:tc>
+          <w:tcPr>
+            <w:tcW w:type="dxa" w:w="4536"/>
+          </w:tcPr>
+          <w:p>
+            <w:r>
+              <w:rPr>
+                <w:rFonts w:ascii="Hiragino Kaku Gothic ProN" w:hAnsi="Hiragino Kaku Gothic ProN" w:eastAsia="Hiragino Kaku Gothic ProN"/>
+                <w:sz w:val="20"/>
+              </w:rPr>
+              <w:t>・ボタンのコントラスト改善（白文字に修正）</w:t>
+              <w:br/>
+              <w:t>・CSV インポートの自動判別化（HAMLOG / 日本語ヘッダ）</w:t>
+              <w:br/>
+              <w:t>・HAMLOG CSV インポート対応（Shift-JIS、列固定順、YY/MM/DD、HHMM[:]J）</w:t>
+              <w:br/>
+              <w:t>・PC版 WebLog の JSON バックアップ形式に対応（remarks↔備考 マッピング）</w:t>
+              <w:br/>
+              <w:t>・交信一覧を表形式（横スクロール、列固定、スティッキーヘッダ）に変更</w:t>
+              <w:br/>
+              <w:t>・一覧表示を最新300件に固定</w:t>
+              <w:br/>
+              <w:t>・一覧の行タップで編集モードに移行</w:t>
+              <w:br/>
+              <w:t>・JCC サジェスト/コード入力時の QTH に「都道府県＋市区町村名」をセット</w:t>
+              <w:br/>
+              <w:t>・インポートをバルク INSERT 化（パフォーマンス改善）</w:t>
             </w:r>
           </w:p>
         </w:tc>

--- a/WebLog_Android_操作説明書.docx
+++ b/WebLog_Android_操作説明書.docx
@@ -19,7 +19,7 @@
         <w:rPr>
           <w:rFonts w:ascii="Hiragino Kaku Gothic ProN" w:hAnsi="Hiragino Kaku Gothic ProN" w:eastAsia="Hiragino Kaku Gothic ProN"/>
         </w:rPr>
-        <w:t>バージョン 1.08（2026-05-13 更新）　対応機種: Android 8.0 (API 26) 以上</w:t>
+        <w:t>バージョン 1.08 / リリース v0.1.2（2026-05-13 更新）　対応機種: Android 8.0 (API 26) 以上</w:t>
       </w:r>
     </w:p>
     <w:p/>
@@ -1609,7 +1609,7 @@
         <w:rPr>
           <w:rFonts w:ascii="Hiragino Kaku Gothic ProN" w:hAnsi="Hiragino Kaku Gothic ProN" w:eastAsia="Hiragino Kaku Gothic ProN"/>
         </w:rPr>
-        <w:t>・列: 日付 / 時刻 / コールサイン / バンド / 周波数 / モード / RST送 / RST受 / 名前 / QTH / JCC / QSL / 備考 / 編集 / 削除</w:t>
+        <w:t>・列: No / 日付 / 時刻 / コールサイン / バンド / 周波数 / モード / RST送 / RST受 / 名前 / QTH / JCC / QSL / 備考 / 編集 / 削除</w:t>
       </w:r>
     </w:p>
     <w:p>
@@ -1632,6 +1632,59 @@
           <w:rFonts w:ascii="Hiragino Kaku Gothic ProN" w:hAnsi="Hiragino Kaku Gothic ProN" w:eastAsia="Hiragino Kaku Gothic ProN"/>
         </w:rPr>
         <w:t>・全ての行が同期して横スクロールします</w:t>
+      </w:r>
+    </w:p>
+    <w:p/>
+    <w:p>
+      <w:pPr>
+        <w:pStyle w:val="Heading2"/>
+      </w:pPr>
+      <w:r>
+        <w:rPr>
+          <w:rFonts w:ascii="Hiragino Kaku Gothic ProN" w:hAnsi="Hiragino Kaku Gothic ProN" w:eastAsia="Hiragino Kaku Gothic ProN"/>
+        </w:rPr>
+        <w:t>No（通し番号）について</w:t>
+      </w:r>
+    </w:p>
+    <w:p>
+      <w:r>
+        <w:rPr>
+          <w:rFonts w:ascii="Hiragino Kaku Gothic ProN" w:hAnsi="Hiragino Kaku Gothic ProN" w:eastAsia="Hiragino Kaku Gothic ProN"/>
+        </w:rPr>
+        <w:t>各交信記録に対して、古い順に通し番号 (No) が振られます。一覧では新しい順に表示されるため、No は降順に並びます。</w:t>
+      </w:r>
+    </w:p>
+    <w:p>
+      <w:pPr>
+        <w:ind w:left="283"/>
+      </w:pPr>
+      <w:r>
+        <w:rPr>
+          <w:rFonts w:ascii="Hiragino Kaku Gothic ProN" w:hAnsi="Hiragino Kaku Gothic ProN" w:eastAsia="Hiragino Kaku Gothic ProN"/>
+        </w:rPr>
+        <w:t>・最初の交信が No=1、最新の交信が No=（総交信数）</w:t>
+      </w:r>
+    </w:p>
+    <w:p>
+      <w:pPr>
+        <w:ind w:left="283"/>
+      </w:pPr>
+      <w:r>
+        <w:rPr>
+          <w:rFonts w:ascii="Hiragino Kaku Gothic ProN" w:hAnsi="Hiragino Kaku Gothic ProN" w:eastAsia="Hiragino Kaku Gothic ProN"/>
+        </w:rPr>
+        <w:t>・検索・フィルタを変更しても番号は変わりません（PC版のレコード番号と同じ感覚）</w:t>
+      </w:r>
+    </w:p>
+    <w:p>
+      <w:pPr>
+        <w:ind w:left="283"/>
+      </w:pPr>
+      <w:r>
+        <w:rPr>
+          <w:rFonts w:ascii="Hiragino Kaku Gothic ProN" w:hAnsi="Hiragino Kaku Gothic ProN" w:eastAsia="Hiragino Kaku Gothic ProN"/>
+        </w:rPr>
+        <w:t>・No 番号はエクスポート時の範囲指定にも使えます（第 6 章を参照）</w:t>
       </w:r>
     </w:p>
     <w:p/>
@@ -1846,6 +1899,206 @@
           <w:rFonts w:ascii="Hiragino Kaku Gothic ProN" w:hAnsi="Hiragino Kaku Gothic ProN" w:eastAsia="Hiragino Kaku Gothic ProN"/>
         </w:rPr>
         <w:t>保存先はファイルピッカーで選択できます（Google Drive・ローカルストレージ等）。</w:t>
+      </w:r>
+    </w:p>
+    <w:p/>
+    <w:p>
+      <w:pPr>
+        <w:pStyle w:val="Heading2"/>
+      </w:pPr>
+      <w:r>
+        <w:rPr>
+          <w:rFonts w:ascii="Hiragino Kaku Gothic ProN" w:hAnsi="Hiragino Kaku Gothic ProN" w:eastAsia="Hiragino Kaku Gothic ProN"/>
+        </w:rPr>
+        <w:t>範囲指定エクスポート</w:t>
+      </w:r>
+    </w:p>
+    <w:p>
+      <w:r>
+        <w:rPr>
+          <w:rFonts w:ascii="Hiragino Kaku Gothic ProN" w:hAnsi="Hiragino Kaku Gothic ProN" w:eastAsia="Hiragino Kaku Gothic ProN"/>
+        </w:rPr>
+        <w:t>ADIF / CSV / JSON エクスポートボタンを押すと、出力する範囲を選択するダイアログが表示されます。</w:t>
+      </w:r>
+    </w:p>
+    <w:p/>
+    <w:tbl>
+      <w:tblPr>
+        <w:tblStyle w:val="TableGrid"/>
+        <w:tblW w:type="auto" w:w="0"/>
+        <w:tblLook w:firstColumn="1" w:firstRow="1" w:lastColumn="0" w:lastRow="0" w:noHBand="0" w:noVBand="1" w:val="04A0"/>
+      </w:tblPr>
+      <w:tblGrid>
+        <w:gridCol w:w="4536"/>
+        <w:gridCol w:w="4536"/>
+      </w:tblGrid>
+      <w:tr>
+        <w:tc>
+          <w:tcPr>
+            <w:tcW w:type="dxa" w:w="4536"/>
+          </w:tcPr>
+          <w:p>
+            <w:r>
+              <w:rPr>
+                <w:rFonts w:ascii="Hiragino Kaku Gothic ProN" w:hAnsi="Hiragino Kaku Gothic ProN" w:eastAsia="Hiragino Kaku Gothic ProN"/>
+                <w:b/>
+                <w:sz w:val="20"/>
+              </w:rPr>
+              <w:t>指定方法</w:t>
+            </w:r>
+          </w:p>
+        </w:tc>
+        <w:tc>
+          <w:tcPr>
+            <w:tcW w:type="dxa" w:w="4536"/>
+          </w:tcPr>
+          <w:p>
+            <w:r>
+              <w:rPr>
+                <w:rFonts w:ascii="Hiragino Kaku Gothic ProN" w:hAnsi="Hiragino Kaku Gothic ProN" w:eastAsia="Hiragino Kaku Gothic ProN"/>
+                <w:b/>
+                <w:sz w:val="20"/>
+              </w:rPr>
+              <w:t>内容</w:t>
+            </w:r>
+          </w:p>
+        </w:tc>
+      </w:tr>
+      <w:tr>
+        <w:tc>
+          <w:tcPr>
+            <w:tcW w:type="dxa" w:w="4536"/>
+          </w:tcPr>
+          <w:p>
+            <w:r>
+              <w:rPr>
+                <w:rFonts w:ascii="Hiragino Kaku Gothic ProN" w:hAnsi="Hiragino Kaku Gothic ProN" w:eastAsia="Hiragino Kaku Gothic ProN"/>
+                <w:sz w:val="20"/>
+              </w:rPr>
+              <w:t>全件</w:t>
+            </w:r>
+          </w:p>
+        </w:tc>
+        <w:tc>
+          <w:tcPr>
+            <w:tcW w:type="dxa" w:w="4536"/>
+          </w:tcPr>
+          <w:p>
+            <w:r>
+              <w:rPr>
+                <w:rFonts w:ascii="Hiragino Kaku Gothic ProN" w:hAnsi="Hiragino Kaku Gothic ProN" w:eastAsia="Hiragino Kaku Gothic ProN"/>
+                <w:sz w:val="20"/>
+              </w:rPr>
+              <w:t>現在のコールサインの全交信記録を出力します</w:t>
+            </w:r>
+          </w:p>
+        </w:tc>
+      </w:tr>
+      <w:tr>
+        <w:tc>
+          <w:tcPr>
+            <w:tcW w:type="dxa" w:w="4536"/>
+          </w:tcPr>
+          <w:p>
+            <w:r>
+              <w:rPr>
+                <w:rFonts w:ascii="Hiragino Kaku Gothic ProN" w:hAnsi="Hiragino Kaku Gothic ProN" w:eastAsia="Hiragino Kaku Gothic ProN"/>
+                <w:sz w:val="20"/>
+              </w:rPr>
+              <w:t>番号で指定</w:t>
+            </w:r>
+          </w:p>
+        </w:tc>
+        <w:tc>
+          <w:tcPr>
+            <w:tcW w:type="dxa" w:w="4536"/>
+          </w:tcPr>
+          <w:p>
+            <w:r>
+              <w:rPr>
+                <w:rFonts w:ascii="Hiragino Kaku Gothic ProN" w:hAnsi="Hiragino Kaku Gothic ProN" w:eastAsia="Hiragino Kaku Gothic ProN"/>
+                <w:sz w:val="20"/>
+              </w:rPr>
+              <w:t>一覧の No 列の番号で範囲を指定します。</w:t>
+              <w:br/>
+              <w:t>例: No 1 〜 100 → 最も古い 100 件を出力</w:t>
+            </w:r>
+          </w:p>
+        </w:tc>
+      </w:tr>
+      <w:tr>
+        <w:tc>
+          <w:tcPr>
+            <w:tcW w:type="dxa" w:w="4536"/>
+          </w:tcPr>
+          <w:p>
+            <w:r>
+              <w:rPr>
+                <w:rFonts w:ascii="Hiragino Kaku Gothic ProN" w:hAnsi="Hiragino Kaku Gothic ProN" w:eastAsia="Hiragino Kaku Gothic ProN"/>
+                <w:sz w:val="20"/>
+              </w:rPr>
+              <w:t>日付で指定</w:t>
+            </w:r>
+          </w:p>
+        </w:tc>
+        <w:tc>
+          <w:tcPr>
+            <w:tcW w:type="dxa" w:w="4536"/>
+          </w:tcPr>
+          <w:p>
+            <w:r>
+              <w:rPr>
+                <w:rFonts w:ascii="Hiragino Kaku Gothic ProN" w:hAnsi="Hiragino Kaku Gothic ProN" w:eastAsia="Hiragino Kaku Gothic ProN"/>
+                <w:sz w:val="20"/>
+              </w:rPr>
+              <w:t>YYYYMMDD 形式で範囲を指定します。</w:t>
+              <w:br/>
+              <w:t>例: 20250101 〜 20250131 → 2025年1月の交信を出力</w:t>
+            </w:r>
+          </w:p>
+        </w:tc>
+      </w:tr>
+    </w:tbl>
+    <w:p/>
+    <w:p>
+      <w:r>
+        <w:rPr>
+          <w:rFonts w:ascii="Hiragino Kaku Gothic ProN" w:hAnsi="Hiragino Kaku Gothic ProN" w:eastAsia="Hiragino Kaku Gothic ProN"/>
+        </w:rPr>
+        <w:t>ダイアログ内には、現在の設定で出力される件数がリアルタイムでプレビュー表示されます。「エクスポート」をタップすると、ファイル保存先のピッカーが起動します。</w:t>
+      </w:r>
+    </w:p>
+    <w:p>
+      <w:pPr>
+        <w:ind w:left="283"/>
+      </w:pPr>
+      <w:r>
+        <w:rPr>
+          <w:rFonts w:ascii="Hiragino Kaku Gothic ProN" w:hAnsi="Hiragino Kaku Gothic ProN" w:eastAsia="Hiragino Kaku Gothic ProN"/>
+        </w:rPr>
+        <w:t>・番号で指定する場合、開始 No / 終了 No に空白を入れると 0 件と判定されます</w:t>
+      </w:r>
+    </w:p>
+    <w:p>
+      <w:pPr>
+        <w:ind w:left="283"/>
+      </w:pPr>
+      <w:r>
+        <w:rPr>
+          <w:rFonts w:ascii="Hiragino Kaku Gothic ProN" w:hAnsi="Hiragino Kaku Gothic ProN" w:eastAsia="Hiragino Kaku Gothic ProN"/>
+        </w:rPr>
+        <w:t>・日付で指定する場合、YYYYMMDD は 8 桁の数字で入力してください</w:t>
+      </w:r>
+    </w:p>
+    <w:p>
+      <w:pPr>
+        <w:ind w:left="283"/>
+      </w:pPr>
+      <w:r>
+        <w:rPr>
+          <w:rFonts w:ascii="Hiragino Kaku Gothic ProN" w:hAnsi="Hiragino Kaku Gothic ProN" w:eastAsia="Hiragino Kaku Gothic ProN"/>
+        </w:rPr>
+        <w:t>・開始 &gt; 終了 になっていても自動的に並び替えて処理します</w:t>
       </w:r>
     </w:p>
     <w:p>
@@ -2484,7 +2737,7 @@
                 <w:rFonts w:ascii="Hiragino Kaku Gothic ProN" w:hAnsi="Hiragino Kaku Gothic ProN" w:eastAsia="Hiragino Kaku Gothic ProN"/>
                 <w:sz w:val="20"/>
               </w:rPr>
-              <w:t>2026-05-13 初版</w:t>
+              <w:t>2026-05-13 v0.1.0</w:t>
             </w:r>
           </w:p>
         </w:tc>
@@ -2498,7 +2751,7 @@
                 <w:rFonts w:ascii="Hiragino Kaku Gothic ProN" w:hAnsi="Hiragino Kaku Gothic ProN" w:eastAsia="Hiragino Kaku Gothic ProN"/>
                 <w:sz w:val="20"/>
               </w:rPr>
-              <w:t>初版リリース（Android版 v1.08）</w:t>
+              <w:t>初版リリース（Android版）</w:t>
             </w:r>
           </w:p>
         </w:tc>
@@ -2514,7 +2767,7 @@
                 <w:rFonts w:ascii="Hiragino Kaku Gothic ProN" w:hAnsi="Hiragino Kaku Gothic ProN" w:eastAsia="Hiragino Kaku Gothic ProN"/>
                 <w:sz w:val="20"/>
               </w:rPr>
-              <w:t>2026-05-13 改訂</w:t>
+              <w:t>2026-05-13 v0.1.1</w:t>
             </w:r>
           </w:p>
         </w:tc>
@@ -2545,6 +2798,42 @@
               <w:t>・JCC サジェスト/コード入力時の QTH に「都道府県＋市区町村名」をセット</w:t>
               <w:br/>
               <w:t>・インポートをバルク INSERT 化（パフォーマンス改善）</w:t>
+            </w:r>
+          </w:p>
+        </w:tc>
+      </w:tr>
+      <w:tr>
+        <w:tc>
+          <w:tcPr>
+            <w:tcW w:type="dxa" w:w="4536"/>
+          </w:tcPr>
+          <w:p>
+            <w:r>
+              <w:rPr>
+                <w:rFonts w:ascii="Hiragino Kaku Gothic ProN" w:hAnsi="Hiragino Kaku Gothic ProN" w:eastAsia="Hiragino Kaku Gothic ProN"/>
+                <w:sz w:val="20"/>
+              </w:rPr>
+              <w:t>2026-05-13 v0.1.2</w:t>
+            </w:r>
+          </w:p>
+        </w:tc>
+        <w:tc>
+          <w:tcPr>
+            <w:tcW w:type="dxa" w:w="4536"/>
+          </w:tcPr>
+          <w:p>
+            <w:r>
+              <w:rPr>
+                <w:rFonts w:ascii="Hiragino Kaku Gothic ProN" w:hAnsi="Hiragino Kaku Gothic ProN" w:eastAsia="Hiragino Kaku Gothic ProN"/>
+                <w:sz w:val="20"/>
+              </w:rPr>
+              <w:t>・交信一覧の先頭に No 列（古い順の通し番号）を追加</w:t>
+              <w:br/>
+              <w:t>・ADIF / CSV / JSON エクスポートに範囲指定機能を追加</w:t>
+              <w:br/>
+              <w:t xml:space="preserve">  - 全件 / 番号で指定 / 日付で指定 から選択可能</w:t>
+              <w:br/>
+              <w:t xml:space="preserve">  - 対象件数をリアルタイムでプレビュー表示</w:t>
             </w:r>
           </w:p>
         </w:tc>

--- a/WebLog_Android_操作説明書.docx
+++ b/WebLog_Android_操作説明書.docx
@@ -19,7 +19,7 @@
         <w:rPr>
           <w:rFonts w:ascii="Hiragino Kaku Gothic ProN" w:hAnsi="Hiragino Kaku Gothic ProN" w:eastAsia="Hiragino Kaku Gothic ProN"/>
         </w:rPr>
-        <w:t>バージョン 1.08 / リリース v0.1.2（2026-05-13 更新）　対応機種: Android 8.0 (API 26) 以上</w:t>
+        <w:t>バージョン 1.08（2026-05-13 更新）　対応機種: Android 8.0 (API 26) 以上</w:t>
       </w:r>
     </w:p>
     <w:p/>
@@ -2737,7 +2737,7 @@
                 <w:rFonts w:ascii="Hiragino Kaku Gothic ProN" w:hAnsi="Hiragino Kaku Gothic ProN" w:eastAsia="Hiragino Kaku Gothic ProN"/>
                 <w:sz w:val="20"/>
               </w:rPr>
-              <w:t>2026-05-13 v0.1.0</w:t>
+              <w:t>2026-05-13 v1.08</w:t>
             </w:r>
           </w:p>
         </w:tc>
@@ -2751,36 +2751,8 @@
                 <w:rFonts w:ascii="Hiragino Kaku Gothic ProN" w:hAnsi="Hiragino Kaku Gothic ProN" w:eastAsia="Hiragino Kaku Gothic ProN"/>
                 <w:sz w:val="20"/>
               </w:rPr>
-              <w:t>初版リリース（Android版）</w:t>
-            </w:r>
-          </w:p>
-        </w:tc>
-      </w:tr>
-      <w:tr>
-        <w:tc>
-          <w:tcPr>
-            <w:tcW w:type="dxa" w:w="4536"/>
-          </w:tcPr>
-          <w:p>
-            <w:r>
-              <w:rPr>
-                <w:rFonts w:ascii="Hiragino Kaku Gothic ProN" w:hAnsi="Hiragino Kaku Gothic ProN" w:eastAsia="Hiragino Kaku Gothic ProN"/>
-                <w:sz w:val="20"/>
-              </w:rPr>
-              <w:t>2026-05-13 v0.1.1</w:t>
-            </w:r>
-          </w:p>
-        </w:tc>
-        <w:tc>
-          <w:tcPr>
-            <w:tcW w:type="dxa" w:w="4536"/>
-          </w:tcPr>
-          <w:p>
-            <w:r>
-              <w:rPr>
-                <w:rFonts w:ascii="Hiragino Kaku Gothic ProN" w:hAnsi="Hiragino Kaku Gothic ProN" w:eastAsia="Hiragino Kaku Gothic ProN"/>
-                <w:sz w:val="20"/>
-              </w:rPr>
+              <w:t>・初版リリース（Android版）</w:t>
+              <w:br/>
               <w:t>・ボタンのコントラスト改善（白文字に修正）</w:t>
               <w:br/>
               <w:t>・CSV インポートの自動判別化（HAMLOG / 日本語ヘッダ）</w:t>
@@ -2798,35 +2770,7 @@
               <w:t>・JCC サジェスト/コード入力時の QTH に「都道府県＋市区町村名」をセット</w:t>
               <w:br/>
               <w:t>・インポートをバルク INSERT 化（パフォーマンス改善）</w:t>
-            </w:r>
-          </w:p>
-        </w:tc>
-      </w:tr>
-      <w:tr>
-        <w:tc>
-          <w:tcPr>
-            <w:tcW w:type="dxa" w:w="4536"/>
-          </w:tcPr>
-          <w:p>
-            <w:r>
-              <w:rPr>
-                <w:rFonts w:ascii="Hiragino Kaku Gothic ProN" w:hAnsi="Hiragino Kaku Gothic ProN" w:eastAsia="Hiragino Kaku Gothic ProN"/>
-                <w:sz w:val="20"/>
-              </w:rPr>
-              <w:t>2026-05-13 v0.1.2</w:t>
-            </w:r>
-          </w:p>
-        </w:tc>
-        <w:tc>
-          <w:tcPr>
-            <w:tcW w:type="dxa" w:w="4536"/>
-          </w:tcPr>
-          <w:p>
-            <w:r>
-              <w:rPr>
-                <w:rFonts w:ascii="Hiragino Kaku Gothic ProN" w:hAnsi="Hiragino Kaku Gothic ProN" w:eastAsia="Hiragino Kaku Gothic ProN"/>
-                <w:sz w:val="20"/>
-              </w:rPr>
+              <w:br/>
               <w:t>・交信一覧の先頭に No 列（古い順の通し番号）を追加</w:t>
               <w:br/>
               <w:t>・ADIF / CSV / JSON エクスポートに範囲指定機能を追加</w:t>

--- a/WebLog_Android_操作説明書.docx
+++ b/WebLog_Android_操作説明書.docx
@@ -19,7 +19,7 @@
         <w:rPr>
           <w:rFonts w:ascii="Hiragino Kaku Gothic ProN" w:hAnsi="Hiragino Kaku Gothic ProN" w:eastAsia="Hiragino Kaku Gothic ProN"/>
         </w:rPr>
-        <w:t>バージョン 1.08（2026-05-13 更新）　対応機種: Android 8.0 (API 26) 以上</w:t>
+        <w:t>バージョン 1.09（2026-05-14 更新）　対応機種: Android 8.0 (API 26) 以上</w:t>
       </w:r>
     </w:p>
     <w:p/>
@@ -377,7 +377,7 @@
         <w:rPr>
           <w:rFonts w:ascii="Hiragino Kaku Gothic ProN" w:hAnsi="Hiragino Kaku Gothic ProN" w:eastAsia="Hiragino Kaku Gothic ProN"/>
         </w:rPr>
-        <w:t>1. コールサインを入力（自動的に大文字になります）</w:t>
+        <w:t>1. コールサインを入力（半角英数字のみ・自動的に大文字になります）</w:t>
       </w:r>
     </w:p>
     <w:p>
@@ -388,7 +388,7 @@
         <w:rPr>
           <w:rFonts w:ascii="Hiragino Kaku Gothic ProN" w:hAnsi="Hiragino Kaku Gothic ProN" w:eastAsia="Hiragino Kaku Gothic ProN"/>
         </w:rPr>
-        <w:t>2. 日付を入力（YYYYMMDD 形式　例: 20250509）</w:t>
+        <w:t>2. 日付を入力（YYYYMMDD 形式　例: 20250509　→ 2025/05/09 と表示されます）</w:t>
       </w:r>
     </w:p>
     <w:p>
@@ -399,7 +399,7 @@
         <w:rPr>
           <w:rFonts w:ascii="Hiragino Kaku Gothic ProN" w:hAnsi="Hiragino Kaku Gothic ProN" w:eastAsia="Hiragino Kaku Gothic ProN"/>
         </w:rPr>
-        <w:t>3. 時刻を入力（HHMM 形式・JST　例: 1023）</w:t>
+        <w:t>3. 時刻を入力（HHMM 形式・JST　例: 1023　→ 10:23 と表示されます）</w:t>
       </w:r>
     </w:p>
     <w:p>
@@ -1171,6 +1171,17 @@
           <w:rFonts w:ascii="Hiragino Kaku Gothic ProN" w:hAnsi="Hiragino Kaku Gothic ProN" w:eastAsia="Hiragino Kaku Gothic ProN"/>
         </w:rPr>
         <w:t>・JCC コード（4〜6桁）を先に入力すると、対応する都道府県＋市区町村名が QTH に自動入力されます</w:t>
+      </w:r>
+    </w:p>
+    <w:p>
+      <w:pPr>
+        <w:ind w:left="283"/>
+      </w:pPr>
+      <w:r>
+        <w:rPr>
+          <w:rFonts w:ascii="Hiragino Kaku Gothic ProN" w:hAnsi="Hiragino Kaku Gothic ProN" w:eastAsia="Hiragino Kaku Gothic ProN"/>
+        </w:rPr>
+        <w:t>・JCC コード欄は半角英数字のみ入力できます</w:t>
       </w:r>
     </w:p>
     <w:p>
@@ -2737,6 +2748,42 @@
                 <w:rFonts w:ascii="Hiragino Kaku Gothic ProN" w:hAnsi="Hiragino Kaku Gothic ProN" w:eastAsia="Hiragino Kaku Gothic ProN"/>
                 <w:sz w:val="20"/>
               </w:rPr>
+              <w:t>2026-05-14 v1.09</w:t>
+            </w:r>
+          </w:p>
+        </w:tc>
+        <w:tc>
+          <w:tcPr>
+            <w:tcW w:type="dxa" w:w="4536"/>
+          </w:tcPr>
+          <w:p>
+            <w:r>
+              <w:rPr>
+                <w:rFonts w:ascii="Hiragino Kaku Gothic ProN" w:hAnsi="Hiragino Kaku Gothic ProN" w:eastAsia="Hiragino Kaku Gothic ProN"/>
+                <w:sz w:val="20"/>
+              </w:rPr>
+              <w:t>・コールサイン欄を半角英数字のみ受け付けに制限（日本語IME無効化）</w:t>
+              <w:br/>
+              <w:t>・JCCコード欄を半角英数字のみ受け付けに制限（日本語IME無効化）</w:t>
+              <w:br/>
+              <w:t>・日付欄: YYYYMMDD 入力・YYYY/MM/DD 表示</w:t>
+              <w:br/>
+              <w:t>・時刻欄: HHMM 入力・HH:MM 表示</w:t>
+            </w:r>
+          </w:p>
+        </w:tc>
+      </w:tr>
+      <w:tr>
+        <w:tc>
+          <w:tcPr>
+            <w:tcW w:type="dxa" w:w="4536"/>
+          </w:tcPr>
+          <w:p>
+            <w:r>
+              <w:rPr>
+                <w:rFonts w:ascii="Hiragino Kaku Gothic ProN" w:hAnsi="Hiragino Kaku Gothic ProN" w:eastAsia="Hiragino Kaku Gothic ProN"/>
+                <w:sz w:val="20"/>
+              </w:rPr>
               <w:t>2026-05-13 v1.08</w:t>
             </w:r>
           </w:p>
@@ -2925,7 +2972,7 @@
           <w:color w:val="888888"/>
           <w:sz w:val="18"/>
         </w:rPr>
-        <w:t>WebLog for Android　操作説明書　v1.08　© 2026 JH1XHX/JA6FUF</w:t>
+        <w:t>WebLog for Android　操作説明書　v1.09　© 2026 JH1XHX/JA6FUF</w:t>
       </w:r>
     </w:p>
     <w:sectPr>
